--- a/trasncripcion checklist pare carrito.docx
+++ b/trasncripcion checklist pare carrito.docx
@@ -65,11 +65,11 @@
             </w:pPr>
             <w:bookmarkStart w:id="0" w:name="_dx_frag_StartFragment"/>
             <w:bookmarkEnd w:id="0"/>
-            <w:bookmarkStart w:id="1" w:name="block-92"/>
+            <w:bookmarkStart w:id="1" w:name="_dx_frag_StartFragment"/>
             <w:bookmarkEnd w:id="1"/>
-            <w:bookmarkStart w:id="2" w:name="_dx_frag_StartFragment"/>
+            <w:bookmarkStart w:id="2" w:name="block-53"/>
             <w:bookmarkEnd w:id="2"/>
-            <w:bookmarkStart w:id="3" w:name="block-53"/>
+            <w:bookmarkStart w:id="3" w:name="block-92"/>
             <w:bookmarkEnd w:id="3"/>
           </w:p>
         </w:tc>
@@ -3604,37 +3604,7 @@
           <w:cs w:val="0"/>
           <w:lang w:val="es-ES" w:bidi="es-ES" w:eastAsia="es-ES"/>
         </w:rPr>
-        <w:t>43) 1 kg ciruela; verde</w:t>
-      </w:r>
-      <w:r>
-        <w:rPr>
-          <w:rFonts w:ascii="Arial Black" w:hAnsi="Arial Black" w:cs="Inter" w:eastAsia="Inter"/>
-          <w:b w:val="1"/>
-          <w:i w:val="0"/>
-          <w:noProof w:val="0"/>
-          <w:color w:val="008000"/>
-          <w:sz w:val="32"/>
-          <w:szCs w:val="32"/>
-          <w:rtl w:val="0"/>
-          <w:cs w:val="0"/>
-          <w:lang w:val="es-ES" w:bidi="es-ES" w:eastAsia="es-ES"/>
-        </w:rPr>
-        <w:t>o</w:t>
-      </w:r>
-      <w:r>
-        <w:rPr>
-          <w:rFonts w:ascii="Arial Black" w:hAnsi="Arial Black" w:cs="Inter" w:eastAsia="Inter"/>
-          <w:b w:val="1"/>
-          <w:i w:val="0"/>
-          <w:noProof w:val="0"/>
-          <w:color w:val="008000"/>
-          <w:sz w:val="32"/>
-          <w:szCs w:val="32"/>
-          <w:rtl w:val="0"/>
-          <w:cs w:val="0"/>
-          <w:lang w:val="es-ES" w:bidi="es-ES" w:eastAsia="es-ES"/>
-        </w:rPr>
-        <w:t xml:space="preserve"> 2 (no 1)</w:t>
+        <w:t>38) ,5 cajon tomate</w:t>
       </w:r>
     </w:p>
     <w:p>
@@ -4865,11 +4835,11 @@
             </w:pPr>
             <w:bookmarkStart w:id="7" w:name="_dx_frag_StartFragment"/>
             <w:bookmarkEnd w:id="7"/>
-            <w:bookmarkStart w:id="8" w:name="block-92"/>
+            <w:bookmarkStart w:id="8" w:name="block-53"/>
             <w:bookmarkEnd w:id="8"/>
             <w:bookmarkStart w:id="9" w:name="_dx_frag_StartFragment"/>
             <w:bookmarkEnd w:id="9"/>
-            <w:bookmarkStart w:id="10" w:name="block-53"/>
+            <w:bookmarkStart w:id="10" w:name="block-92"/>
             <w:bookmarkEnd w:id="10"/>
             <w:r>
               <w:rPr>
@@ -5689,11 +5659,11 @@
       </w:pPr>
       <w:bookmarkStart w:id="25" w:name="block-134"/>
       <w:bookmarkEnd w:id="25"/>
-      <w:bookmarkStart w:id="26" w:name="block-53"/>
+      <w:bookmarkStart w:id="26" w:name="block-135"/>
       <w:bookmarkEnd w:id="26"/>
-      <w:bookmarkStart w:id="27" w:name="block-135"/>
+      <w:bookmarkStart w:id="27" w:name="block-92"/>
       <w:bookmarkEnd w:id="27"/>
-      <w:bookmarkStart w:id="28" w:name="block-92"/>
+      <w:bookmarkStart w:id="28" w:name="block-53"/>
       <w:bookmarkEnd w:id="28"/>
       <w:r>
         <w:rPr>
@@ -5928,9 +5898,9 @@
       </w:r>
       <w:bookmarkStart w:id="32" w:name="block-135"/>
       <w:bookmarkEnd w:id="32"/>
-      <w:bookmarkStart w:id="33" w:name="block-92"/>
+      <w:bookmarkStart w:id="33" w:name="block-53"/>
       <w:bookmarkEnd w:id="33"/>
-      <w:bookmarkStart w:id="34" w:name="block-53"/>
+      <w:bookmarkStart w:id="34" w:name="block-92"/>
       <w:bookmarkEnd w:id="34"/>
       <w:r>
         <w:rPr>
@@ -6137,9 +6107,9 @@
       </w:pPr>
       <w:bookmarkStart w:id="37" w:name="block-135"/>
       <w:bookmarkEnd w:id="37"/>
-      <w:bookmarkStart w:id="38" w:name="block-53"/>
+      <w:bookmarkStart w:id="38" w:name="block-92"/>
       <w:bookmarkEnd w:id="38"/>
-      <w:bookmarkStart w:id="39" w:name="block-92"/>
+      <w:bookmarkStart w:id="39" w:name="block-53"/>
       <w:bookmarkEnd w:id="39"/>
       <w:r>
         <w:rPr>
@@ -6524,11 +6494,11 @@
       </w:pPr>
       <w:bookmarkStart w:id="47" w:name="block-167"/>
       <w:bookmarkEnd w:id="47"/>
-      <w:bookmarkStart w:id="48" w:name="block-92"/>
+      <w:bookmarkStart w:id="48" w:name="block-135"/>
       <w:bookmarkEnd w:id="48"/>
-      <w:bookmarkStart w:id="49" w:name="block-135"/>
+      <w:bookmarkStart w:id="49" w:name="block-53"/>
       <w:bookmarkEnd w:id="49"/>
-      <w:bookmarkStart w:id="50" w:name="block-53"/>
+      <w:bookmarkStart w:id="50" w:name="block-92"/>
       <w:bookmarkEnd w:id="50"/>
     </w:p>
     <w:p>
@@ -9345,13 +9315,13 @@
       </w:pPr>
       <w:bookmarkStart w:id="109" w:name="block-261"/>
       <w:bookmarkEnd w:id="109"/>
-      <w:bookmarkStart w:id="110" w:name="block-264"/>
+      <w:bookmarkStart w:id="110" w:name="block-271"/>
       <w:bookmarkEnd w:id="110"/>
       <w:bookmarkStart w:id="111" w:name="block-267"/>
       <w:bookmarkEnd w:id="111"/>
       <w:bookmarkStart w:id="112" w:name="block-270"/>
       <w:bookmarkEnd w:id="112"/>
-      <w:bookmarkStart w:id="113" w:name="block-271"/>
+      <w:bookmarkStart w:id="113" w:name="block-264"/>
       <w:bookmarkEnd w:id="113"/>
       <w:r>
         <w:rPr>
@@ -9566,9 +9536,9 @@
       </w:pPr>
       <w:bookmarkStart w:id="117" w:name="block-275"/>
       <w:bookmarkEnd w:id="117"/>
-      <w:bookmarkStart w:id="118" w:name="block-281"/>
+      <w:bookmarkStart w:id="118" w:name="block-286"/>
       <w:bookmarkEnd w:id="118"/>
-      <w:bookmarkStart w:id="119" w:name="block-286"/>
+      <w:bookmarkStart w:id="119" w:name="block-281"/>
       <w:bookmarkEnd w:id="119"/>
       <w:r>
         <w:rPr>
@@ -15718,9 +15688,9 @@
       </w:r>
       <w:bookmarkStart w:id="242" w:name="_dx_frag_EndFragment"/>
       <w:bookmarkEnd w:id="242"/>
-      <w:bookmarkStart w:id="243" w:name="_dx_frag_StartFragment"/>
+      <w:bookmarkStart w:id="243" w:name="block-0"/>
       <w:bookmarkEnd w:id="243"/>
-      <w:bookmarkStart w:id="244" w:name="block-0"/>
+      <w:bookmarkStart w:id="244" w:name="_dx_frag_StartFragment"/>
       <w:bookmarkEnd w:id="244"/>
       <w:r>
         <w:rPr>
@@ -22463,9 +22433,9 @@
       </w:pPr>
       <w:bookmarkStart w:id="384" w:name="block-146"/>
       <w:bookmarkEnd w:id="384"/>
-      <w:bookmarkStart w:id="385" w:name="block-150"/>
+      <w:bookmarkStart w:id="385" w:name="block-154"/>
       <w:bookmarkEnd w:id="385"/>
-      <w:bookmarkStart w:id="386" w:name="block-154"/>
+      <w:bookmarkStart w:id="386" w:name="block-150"/>
       <w:bookmarkEnd w:id="386"/>
       <w:r>
         <w:rPr>
